--- a/Analyse-des_concepts/Rapport-ingenierie-de-concept.docx
+++ b/Analyse-des_concepts/Rapport-ingenierie-de-concept.docx
@@ -30,7 +30,7 @@
             <v:path o:extrusionok="f" gradientshapeok="t" o:connecttype="rect"/>
             <o:lock v:ext="edit" aspectratio="t"/>
           </v:shapetype>
-          <v:shape id="Image1" o:spid="_x0000_i1027" type="#_x0000_t75" style="width:175.2pt;height:104.8pt;visibility:visible;mso-wrap-style:square">
+          <v:shape id="Image1" o:spid="_x0000_i1025" type="#_x0000_t75" style="width:175.2pt;height:104.8pt;visibility:visible;mso-wrap-style:square">
             <v:imagedata r:id="rId8" o:title="" croptop="-24f" cropbottom="-24f" cropleft="-14f" cropright="-14f"/>
           </v:shape>
         </w:pict>
@@ -3570,21 +3570,7 @@
             <w:rStyle w:val="IndexLink"/>
             <w:webHidden/>
           </w:rPr>
-          <w:t>8.3 Descr</w:t>
-        </w:r>
-        <w:r>
-          <w:rPr>
-            <w:rStyle w:val="IndexLink"/>
-            <w:webHidden/>
-          </w:rPr>
-          <w:t>i</w:t>
-        </w:r>
-        <w:r>
-          <w:rPr>
-            <w:rStyle w:val="IndexLink"/>
-            <w:webHidden/>
-          </w:rPr>
-          <w:t>ption sommaire des plans, programmes, simulations ou prototypages à réaliser</w:t>
+          <w:t>8.3 Description sommaire des plans, programmes, simulations ou prototypages à réaliser</w:t>
         </w:r>
         <w:r>
           <w:rPr>
@@ -3787,14 +3773,113 @@
     <w:p>
       <w:pPr>
         <w:pStyle w:val="TM3"/>
+        <w:ind w:left="360"/>
+        <w:rPr>
+          <w:b/>
+          <w:bCs/>
+          <w:lang w:val="fr-FR"/>
+        </w:rPr>
+      </w:pPr>
+      <w:r>
+        <w:br w:type="page"/>
+      </w:r>
+      <w:r>
+        <w:rPr>
+          <w:b/>
+          <w:bCs/>
+          <w:lang w:val="fr-FR"/>
+        </w:rPr>
+        <w:lastRenderedPageBreak/>
+        <w:t>Résumé exécutif</w:t>
+      </w:r>
+    </w:p>
+    <w:p>
+      <w:pPr>
+        <w:pStyle w:val="Corpsrapport"/>
+        <w:ind w:left="283"/>
+      </w:pPr>
+      <w:r>
+        <w:t xml:space="preserve">Hydro-Québec, client fictif du scénario de cours, envisage la remise en service de Gentilly-2. Le projet développe un jumeau numérique de surveillance d’une boucle </w:t>
+      </w:r>
+      <w:proofErr w:type="spellStart"/>
+      <w:r>
+        <w:t>thermohydraulique</w:t>
+      </w:r>
+      <w:proofErr w:type="spellEnd"/>
+      <w:r>
+        <w:t xml:space="preserve"> simplifiée. Le prototype est entièrement simulé et ne commande aucun équipement.</w:t>
+      </w:r>
+    </w:p>
+    <w:p>
+      <w:pPr>
+        <w:pStyle w:val="Corpsrapport"/>
+        <w:ind w:left="283"/>
+      </w:pPr>
+      <w:r>
+        <w:t>À l’étape de concept, l’équipe a comparé trois concepts pour chacune des six fonctions du prototype. L’architecture retenue simule la boucle par un modèle à quelques volumes. Elle compare les mesures à un second modèle, plus simple, jamais corrigé par ces mesures. Une somme cumulée détecte les dérives. L’interface affiche un état parmi quatre, avec les variables qui le justifient. Un journal scellé permet de rejouer le diagnostic.</w:t>
+      </w:r>
+    </w:p>
+    <w:p>
+      <w:pPr>
+        <w:pStyle w:val="Corpsrapport"/>
+        <w:ind w:left="283"/>
+      </w:pPr>
+      <w:r>
+        <w:t>Ce choix repose sur une condition : en fonctionnement sain, le biais de l’écart entre les deux modèles doit rester inférieur ou égal à 0,1 écart type. Une règle de repli est prévue si elle n’est pas tenue.</w:t>
+      </w:r>
+    </w:p>
+    <w:p>
+      <w:pPr>
+        <w:pStyle w:val="Corpsrapport"/>
+        <w:ind w:left="283"/>
+      </w:pPr>
+      <w:r>
+        <w:t xml:space="preserve">Le rapport propose des valeurs pour les paramètres laissés ouverts par le plan. Quelques-unes s’appuient sur des rapports de recherche de la U.S. </w:t>
+      </w:r>
+      <w:proofErr w:type="spellStart"/>
+      <w:r>
+        <w:t>Nuclear</w:t>
+      </w:r>
+      <w:proofErr w:type="spellEnd"/>
+      <w:r>
+        <w:t xml:space="preserve"> </w:t>
+      </w:r>
+      <w:proofErr w:type="spellStart"/>
+      <w:r>
+        <w:t>Regulatory</w:t>
+      </w:r>
+      <w:proofErr w:type="spellEnd"/>
+      <w:r>
+        <w:t xml:space="preserve"> Commission ; les autres sont des choix de l’équipe. Aucune n’est encore vérifiée sur le prototype.</w:t>
+      </w:r>
+    </w:p>
+    <w:p>
+      <w:pPr>
+        <w:pStyle w:val="Corpsrapport"/>
+        <w:ind w:left="283"/>
+      </w:pPr>
+      <w:r>
+        <w:t>À la date de compilation, 464,25 heures sont consommées, soit 23 212,50 $ pour 23 000 $ prévus au jalon J2. L’écart de 0,9 % reste sous le seuil de 10 %. Le jalon J2 est toutefois en retard : le modèle de référence n’est pas commencé.</w:t>
+      </w:r>
+    </w:p>
+    <w:p>
+      <w:pPr>
+        <w:pStyle w:val="Corpsrapport"/>
+        <w:ind w:left="283"/>
+      </w:pPr>
+      <w:r>
+        <w:t>L’équipe recommande de mesurer cette condition par un essai de cohérence avant le 20 novembre. Elle recommande aussi de réduire le contenu ajustable avant toute réduction de la vérification et de la validation.</w:t>
+      </w:r>
+    </w:p>
+    <w:p>
+      <w:pPr>
+        <w:pStyle w:val="TM3"/>
         <w:ind w:left="360" w:firstLine="0"/>
         <w:rPr>
           <w:b/>
+          <w:lang w:val="fr-FR"/>
         </w:rPr>
       </w:pPr>
-      <w:r>
-        <w:br w:type="page"/>
-      </w:r>
     </w:p>
     <w:p>
       <w:pPr>
@@ -3960,6 +4045,7 @@
       <w:bookmarkStart w:id="6" w:name="__RefHeading___Toc71102444"/>
       <w:bookmarkEnd w:id="6"/>
       <w:r>
+        <w:lastRenderedPageBreak/>
         <w:t>Portée</w:t>
       </w:r>
     </w:p>
@@ -4517,7 +4603,6 @@
               <w:pStyle w:val="Textetableaurapport"/>
             </w:pPr>
             <w:r>
-              <w:lastRenderedPageBreak/>
               <w:t>SS-6</w:t>
             </w:r>
           </w:p>
@@ -5028,6 +5113,7 @@
               <w:pStyle w:val="Textetableaurapport"/>
             </w:pPr>
             <w:r>
+              <w:lastRenderedPageBreak/>
               <w:t>HYP4</w:t>
             </w:r>
           </w:p>
@@ -5559,7 +5645,6 @@
               <w:pStyle w:val="Textetableaurapport"/>
             </w:pPr>
             <w:r>
-              <w:lastRenderedPageBreak/>
               <w:t>DEP5</w:t>
             </w:r>
           </w:p>
@@ -5718,6 +5803,7 @@
         <w:rPr>
           <w:noProof/>
         </w:rPr>
+        <w:lastRenderedPageBreak/>
         <w:pict w14:anchorId="2A616B13">
           <v:shape id="Picture 2" o:spid="_x0000_i1026" type="#_x0000_t75" style="width:244.4pt;height:443.6pt;visibility:visible;mso-wrap-style:square">
             <v:imagedata r:id="rId9" o:title=""/>
@@ -5767,7 +5853,6 @@
         <w:pStyle w:val="Lgenderapport"/>
       </w:pPr>
       <w:r>
-        <w:lastRenderedPageBreak/>
         <w:t>Tableau 2-1. Cas d’utilisation, acteurs, états du GEMMA et exigences</w:t>
       </w:r>
     </w:p>
@@ -6315,6 +6400,7 @@
               <w:pStyle w:val="Textetableaurapport"/>
             </w:pPr>
             <w:r>
+              <w:lastRenderedPageBreak/>
               <w:t>CU5</w:t>
             </w:r>
           </w:p>
@@ -7470,7 +7556,6 @@
               <w:pStyle w:val="Textetableaurapport"/>
             </w:pPr>
             <w:r>
-              <w:lastRenderedPageBreak/>
               <w:t>CU6</w:t>
             </w:r>
           </w:p>
@@ -7671,6 +7756,7 @@
               <w:pStyle w:val="Textetableaurapport"/>
             </w:pPr>
             <w:r>
+              <w:lastRenderedPageBreak/>
               <w:t>CU8</w:t>
             </w:r>
           </w:p>
@@ -8346,7 +8432,6 @@
       <w:bookmarkStart w:id="12" w:name="__RefHeading___Toc71102450"/>
       <w:bookmarkEnd w:id="12"/>
       <w:r>
-        <w:lastRenderedPageBreak/>
         <w:t>Exigences</w:t>
       </w:r>
     </w:p>
@@ -8499,6 +8584,7 @@
               <w:pStyle w:val="Textetableaurapport"/>
             </w:pPr>
             <w:r>
+              <w:lastRenderedPageBreak/>
               <w:t>EX-F-02</w:t>
             </w:r>
           </w:p>
@@ -9779,7 +9865,6 @@
               <w:pStyle w:val="Textetableaurapport"/>
             </w:pPr>
             <w:r>
-              <w:lastRenderedPageBreak/>
               <w:t>EX-F-10</w:t>
             </w:r>
           </w:p>
@@ -9882,6 +9967,7 @@
         <w:pStyle w:val="Lgenderapport"/>
       </w:pPr>
       <w:r>
+        <w:lastRenderedPageBreak/>
         <w:t>Tableau 4-3. Registre des exigences de qualité</w:t>
       </w:r>
     </w:p>
@@ -10876,7 +10962,6 @@
       <w:bookmarkStart w:id="16" w:name="__RefHeading___Toc71102454"/>
       <w:bookmarkEnd w:id="16"/>
       <w:r>
-        <w:lastRenderedPageBreak/>
         <w:t>Exigences de sécurité</w:t>
       </w:r>
     </w:p>
@@ -11069,6 +11154,7 @@
               <w:pStyle w:val="Textetableaurapport"/>
             </w:pPr>
             <w:r>
+              <w:lastRenderedPageBreak/>
               <w:t>Intégrité des données [6]</w:t>
             </w:r>
           </w:p>
@@ -11836,7 +11922,6 @@
               <w:pStyle w:val="Textetableaurapport"/>
             </w:pPr>
             <w:r>
-              <w:lastRenderedPageBreak/>
               <w:t>Sociales</w:t>
             </w:r>
           </w:p>
@@ -11959,6 +12044,7 @@
         <w:ind w:left="283"/>
       </w:pPr>
       <w:r>
+        <w:lastRenderedPageBreak/>
         <w:t>La contrainte technique dont dépend toute l’architecture est la condition C1, entre SS-3 et SS-4.</w:t>
       </w:r>
     </w:p>
@@ -12837,7 +12923,6 @@
         <w:pStyle w:val="Lgenderapport"/>
       </w:pPr>
       <w:r>
-        <w:lastRenderedPageBreak/>
         <w:t>Tableau 7-1. Flux entre les sous-systèmes</w:t>
       </w:r>
     </w:p>
@@ -13285,6 +13370,7 @@
               <w:pStyle w:val="Textetableaurapport"/>
             </w:pPr>
             <w:r>
+              <w:lastRenderedPageBreak/>
               <w:t>F3</w:t>
             </w:r>
           </w:p>
@@ -14376,7 +14462,6 @@
         <w:pStyle w:val="Lgenderapport"/>
       </w:pPr>
       <w:r>
-        <w:lastRenderedPageBreak/>
         <w:t>Tableau 7-3. Éléments de l’interface d’aide à la décision</w:t>
       </w:r>
     </w:p>
@@ -14668,6 +14753,7 @@
               <w:pStyle w:val="Textetableaurapport"/>
             </w:pPr>
             <w:r>
+              <w:lastRenderedPageBreak/>
               <w:t>Historique</w:t>
             </w:r>
           </w:p>
@@ -14963,7 +15049,6 @@
       <w:bookmarkStart w:id="26" w:name="__RefHeading___Toc553_594166336"/>
       <w:bookmarkEnd w:id="26"/>
       <w:r>
-        <w:lastRenderedPageBreak/>
         <w:t>Présentation des solutions potentielles et justification du choix</w:t>
       </w:r>
     </w:p>
@@ -15137,6 +15222,7 @@
               <w:pStyle w:val="Textetableaurapport"/>
             </w:pPr>
             <w:r>
+              <w:lastRenderedPageBreak/>
               <w:t>SS-1</w:t>
             </w:r>
           </w:p>
@@ -15796,7 +15882,6 @@
         <w:rPr>
           <w:b/>
         </w:rPr>
-        <w:lastRenderedPageBreak/>
         <w:t>Constat 4 : la valeur départage les concepts A et B de SS-2.</w:t>
       </w:r>
       <w:r>
@@ -15818,7 +15903,11 @@
         <w:ind w:left="283"/>
       </w:pPr>
       <w:r>
-        <w:t>Pour SS-6, le concept B permet de rejouer tout le diagnostic, pour le même effort que le concept A (environ 40 heures). Le scellement signé du concept C y est ajouté pour environ 20 heures. La valeur seule ne justifie pas cet ajout. Il est justifié par le principe de séparation des fonctions retenu au plan.</w:t>
+        <w:t xml:space="preserve">Pour SS-6, le concept B permet de rejouer tout le diagnostic, pour le même effort que le concept A (environ 40 heures). Le scellement signé du concept C y est ajouté pour environ 20 heures. La </w:t>
+      </w:r>
+      <w:r>
+        <w:lastRenderedPageBreak/>
+        <w:t>valeur seule ne justifie pas cet ajout. Il est justifié par le principe de séparation des fonctions retenu au plan.</w:t>
       </w:r>
     </w:p>
     <w:p>
@@ -15839,7 +15928,7 @@
           <w:noProof/>
         </w:rPr>
         <w:pict w14:anchorId="26CBAB41">
-          <v:shape id="Picture 3" o:spid="_x0000_i1025" type="#_x0000_t75" style="width:281.2pt;height:369.2pt;visibility:visible;mso-wrap-style:square">
+          <v:shape id="Picture 3" o:spid="_x0000_i1027" type="#_x0000_t75" style="width:281.2pt;height:369.2pt;visibility:visible;mso-wrap-style:square">
             <v:imagedata r:id="rId10" o:title=""/>
           </v:shape>
         </w:pict>
@@ -16034,7 +16123,6 @@
               <w:pStyle w:val="Textetableaurapport"/>
             </w:pPr>
             <w:r>
-              <w:lastRenderedPageBreak/>
               <w:t>Économique</w:t>
             </w:r>
           </w:p>
@@ -16245,6 +16333,7 @@
             </w:pPr>
             <w:proofErr w:type="gramStart"/>
             <w:r>
+              <w:lastRenderedPageBreak/>
               <w:t>le</w:t>
             </w:r>
             <w:proofErr w:type="gramEnd"/>
@@ -16943,7 +17032,6 @@
               <w:pStyle w:val="Textetableaurapport"/>
             </w:pPr>
             <w:r>
-              <w:lastRenderedPageBreak/>
               <w:t>9</w:t>
             </w:r>
           </w:p>
@@ -17149,6 +17237,7 @@
         <w:rPr>
           <w:b/>
         </w:rPr>
+        <w:lastRenderedPageBreak/>
         <w:t>Effet d’un biais résiduel.</w:t>
       </w:r>
       <w:r>
@@ -17591,7 +17680,6 @@
         <w:pStyle w:val="Lgenderapport"/>
       </w:pPr>
       <w:r>
-        <w:lastRenderedPageBreak/>
         <w:t>Tableau 8-6. Valeurs de départ proposées</w:t>
       </w:r>
     </w:p>
@@ -18208,6 +18296,7 @@
               <w:pStyle w:val="Textetableaurapport"/>
             </w:pPr>
             <w:r>
+              <w:lastRenderedPageBreak/>
               <w:t>Amplitude maximale de la dérive</w:t>
             </w:r>
           </w:p>
@@ -18851,7 +18940,6 @@
         <w:ind w:left="283"/>
       </w:pPr>
       <w:r>
-        <w:lastRenderedPageBreak/>
         <w:t>SS-6 et SS-5 ne dépendent pas du résultat de C1. Ils peuvent avancer en parallèle (DEP4).</w:t>
       </w:r>
     </w:p>
@@ -19160,6 +19248,7 @@
               <w:pStyle w:val="Textetableaurapport"/>
             </w:pPr>
             <w:r>
+              <w:lastRenderedPageBreak/>
               <w:t>Dérive sur signal bruité</w:t>
             </w:r>
           </w:p>
@@ -20309,7 +20398,6 @@
               <w:pStyle w:val="Textetableaurapport"/>
             </w:pPr>
             <w:r>
-              <w:lastRenderedPageBreak/>
               <w:t>EX-F-08</w:t>
             </w:r>
           </w:p>
@@ -20950,6 +21038,7 @@
         <w:pStyle w:val="Corpsrapport"/>
       </w:pPr>
       <w:r>
+        <w:lastRenderedPageBreak/>
         <w:t>Le tableau 9-2 présente les revues prévues.</w:t>
       </w:r>
     </w:p>
@@ -21450,13 +21539,22 @@
         <w:ind w:left="283"/>
       </w:pPr>
       <w:r>
-        <w:t xml:space="preserve">La dernière compilation des feuilles de temps date du 1er octobre 2026. Elle totalise 254,9 heures pour les huit membres (tableau 10-1). </w:t>
-      </w:r>
-      <w:r>
-        <w:rPr>
-          <w:highlight w:val="yellow"/>
-        </w:rPr>
-        <w:t>Les heures du 2 au 28 octobre n’étaient pas compilées au moment de la rédaction.</w:t>
+        <w:t>La compilation des feuilles de temps arrêtée au</w:t>
+      </w:r>
+      <w:r>
+        <w:t xml:space="preserve"> 30 octobre 2026</w:t>
+      </w:r>
+      <w:r>
+        <w:t xml:space="preserve"> totalise 464,25 heures pour les huit membres</w:t>
+      </w:r>
+      <w:r>
+        <w:t xml:space="preserve"> </w:t>
+      </w:r>
+      <w:r>
+        <w:t>(tableau 10-1)</w:t>
+      </w:r>
+      <w:r>
+        <w:t>.</w:t>
       </w:r>
     </w:p>
     <w:p>
@@ -21464,7 +21562,10 @@
         <w:pStyle w:val="Lgenderapport"/>
       </w:pPr>
       <w:r>
-        <w:t>Tableau 10-1. Heures compilées au 1er octobre 2026</w:t>
+        <w:t xml:space="preserve">Tableau 10-1. Heures compilées au </w:t>
+      </w:r>
+      <w:r>
+        <w:t>30 octobre 2026</w:t>
       </w:r>
     </w:p>
     <w:tbl>
@@ -21502,14 +21603,8 @@
           <w:p>
             <w:pPr>
               <w:pStyle w:val="Enttetableaurapport"/>
-              <w:rPr>
-                <w:highlight w:val="yellow"/>
-              </w:rPr>
-            </w:pPr>
-            <w:r>
-              <w:rPr>
-                <w:highlight w:val="yellow"/>
-              </w:rPr>
+            </w:pPr>
+            <w:r>
               <w:t>Membre</w:t>
             </w:r>
           </w:p>
@@ -21528,14 +21623,8 @@
           <w:p>
             <w:pPr>
               <w:pStyle w:val="Enttetableaurapport"/>
-              <w:rPr>
-                <w:highlight w:val="yellow"/>
-              </w:rPr>
-            </w:pPr>
-            <w:r>
-              <w:rPr>
-                <w:highlight w:val="yellow"/>
-              </w:rPr>
+            </w:pPr>
+            <w:r>
               <w:t>Heures cumulées</w:t>
             </w:r>
           </w:p>
@@ -21558,14 +21647,8 @@
           <w:p>
             <w:pPr>
               <w:pStyle w:val="Textetableaurapport"/>
-              <w:rPr>
-                <w:highlight w:val="yellow"/>
-              </w:rPr>
-            </w:pPr>
-            <w:r>
-              <w:rPr>
-                <w:highlight w:val="yellow"/>
-              </w:rPr>
+            </w:pPr>
+            <w:r>
               <w:t>Abdoul Raouf Kabré</w:t>
             </w:r>
           </w:p>
@@ -21583,15 +21666,9 @@
           <w:p>
             <w:pPr>
               <w:pStyle w:val="Textetableaurapport"/>
-              <w:rPr>
-                <w:highlight w:val="yellow"/>
-              </w:rPr>
-            </w:pPr>
-            <w:r>
-              <w:rPr>
-                <w:highlight w:val="yellow"/>
-              </w:rPr>
-              <w:t>41,75</w:t>
+            </w:pPr>
+            <w:r>
+              <w:t>64.25</w:t>
             </w:r>
           </w:p>
         </w:tc>
@@ -21613,14 +21690,8 @@
           <w:p>
             <w:pPr>
               <w:pStyle w:val="Textetableaurapport"/>
-              <w:rPr>
-                <w:highlight w:val="yellow"/>
-              </w:rPr>
-            </w:pPr>
-            <w:r>
-              <w:rPr>
-                <w:highlight w:val="yellow"/>
-              </w:rPr>
+            </w:pPr>
+            <w:r>
               <w:t>Rayane Arèmou Akorede Alimi</w:t>
             </w:r>
           </w:p>
@@ -21638,15 +21709,9 @@
           <w:p>
             <w:pPr>
               <w:pStyle w:val="Textetableaurapport"/>
-              <w:rPr>
-                <w:highlight w:val="yellow"/>
-              </w:rPr>
-            </w:pPr>
-            <w:r>
-              <w:rPr>
-                <w:highlight w:val="yellow"/>
-              </w:rPr>
-              <w:t>36,5</w:t>
+            </w:pPr>
+            <w:r>
+              <w:t>64.25</w:t>
             </w:r>
           </w:p>
         </w:tc>
@@ -21668,14 +21733,8 @@
           <w:p>
             <w:pPr>
               <w:pStyle w:val="Textetableaurapport"/>
-              <w:rPr>
-                <w:highlight w:val="yellow"/>
-              </w:rPr>
-            </w:pPr>
-            <w:r>
-              <w:rPr>
-                <w:highlight w:val="yellow"/>
-              </w:rPr>
+            </w:pPr>
+            <w:r>
               <w:t>Abdramane Drame</w:t>
             </w:r>
           </w:p>
@@ -21693,15 +21752,9 @@
           <w:p>
             <w:pPr>
               <w:pStyle w:val="Textetableaurapport"/>
-              <w:rPr>
-                <w:highlight w:val="yellow"/>
-              </w:rPr>
-            </w:pPr>
-            <w:r>
-              <w:rPr>
-                <w:highlight w:val="yellow"/>
-              </w:rPr>
-              <w:t>33,65</w:t>
+            </w:pPr>
+            <w:r>
+              <w:t>71</w:t>
             </w:r>
           </w:p>
         </w:tc>
@@ -21723,14 +21776,8 @@
           <w:p>
             <w:pPr>
               <w:pStyle w:val="Textetableaurapport"/>
-              <w:rPr>
-                <w:highlight w:val="yellow"/>
-              </w:rPr>
-            </w:pPr>
-            <w:r>
-              <w:rPr>
-                <w:highlight w:val="yellow"/>
-              </w:rPr>
+            </w:pPr>
+            <w:r>
               <w:t>Aboubacar Sidiki Yansané</w:t>
             </w:r>
           </w:p>
@@ -21748,15 +21795,9 @@
           <w:p>
             <w:pPr>
               <w:pStyle w:val="Textetableaurapport"/>
-              <w:rPr>
-                <w:highlight w:val="yellow"/>
-              </w:rPr>
-            </w:pPr>
-            <w:r>
-              <w:rPr>
-                <w:highlight w:val="yellow"/>
-              </w:rPr>
-              <w:t>33,65</w:t>
+            </w:pPr>
+            <w:r>
+              <w:t>45.85</w:t>
             </w:r>
           </w:p>
         </w:tc>
@@ -21778,14 +21819,8 @@
           <w:p>
             <w:pPr>
               <w:pStyle w:val="Textetableaurapport"/>
-              <w:rPr>
-                <w:highlight w:val="yellow"/>
-              </w:rPr>
-            </w:pPr>
-            <w:r>
-              <w:rPr>
-                <w:highlight w:val="yellow"/>
-              </w:rPr>
+            </w:pPr>
+            <w:r>
               <w:t>Jérémie Arno Tchawo Soppewe</w:t>
             </w:r>
           </w:p>
@@ -21803,15 +21838,9 @@
           <w:p>
             <w:pPr>
               <w:pStyle w:val="Textetableaurapport"/>
-              <w:rPr>
-                <w:highlight w:val="yellow"/>
-              </w:rPr>
-            </w:pPr>
-            <w:r>
-              <w:rPr>
-                <w:highlight w:val="yellow"/>
-              </w:rPr>
-              <w:t>32,05</w:t>
+            </w:pPr>
+            <w:r>
+              <w:t>47.8</w:t>
             </w:r>
           </w:p>
         </w:tc>
@@ -21833,14 +21862,8 @@
           <w:p>
             <w:pPr>
               <w:pStyle w:val="Textetableaurapport"/>
-              <w:rPr>
-                <w:highlight w:val="yellow"/>
-              </w:rPr>
-            </w:pPr>
-            <w:r>
-              <w:rPr>
-                <w:highlight w:val="yellow"/>
-              </w:rPr>
+            </w:pPr>
+            <w:r>
               <w:t>Christian Kévin Sawadogo</w:t>
             </w:r>
           </w:p>
@@ -21858,15 +21881,9 @@
           <w:p>
             <w:pPr>
               <w:pStyle w:val="Textetableaurapport"/>
-              <w:rPr>
-                <w:highlight w:val="yellow"/>
-              </w:rPr>
-            </w:pPr>
-            <w:r>
-              <w:rPr>
-                <w:highlight w:val="yellow"/>
-              </w:rPr>
-              <w:t>28,6</w:t>
+            </w:pPr>
+            <w:r>
+              <w:t>68.35</w:t>
             </w:r>
           </w:p>
         </w:tc>
@@ -21888,14 +21905,8 @@
           <w:p>
             <w:pPr>
               <w:pStyle w:val="Textetableaurapport"/>
-              <w:rPr>
-                <w:highlight w:val="yellow"/>
-              </w:rPr>
-            </w:pPr>
-            <w:r>
-              <w:rPr>
-                <w:highlight w:val="yellow"/>
-              </w:rPr>
+            </w:pPr>
+            <w:r>
               <w:t>Ibrahima Diallo</w:t>
             </w:r>
           </w:p>
@@ -21913,15 +21924,9 @@
           <w:p>
             <w:pPr>
               <w:pStyle w:val="Textetableaurapport"/>
-              <w:rPr>
-                <w:highlight w:val="yellow"/>
-              </w:rPr>
-            </w:pPr>
-            <w:r>
-              <w:rPr>
-                <w:highlight w:val="yellow"/>
-              </w:rPr>
-              <w:t>27,2</w:t>
+            </w:pPr>
+            <w:r>
+              <w:t>52.75</w:t>
             </w:r>
           </w:p>
         </w:tc>
@@ -21943,14 +21948,8 @@
           <w:p>
             <w:pPr>
               <w:pStyle w:val="Textetableaurapport"/>
-              <w:rPr>
-                <w:highlight w:val="yellow"/>
-              </w:rPr>
-            </w:pPr>
-            <w:r>
-              <w:rPr>
-                <w:highlight w:val="yellow"/>
-              </w:rPr>
+            </w:pPr>
+            <w:r>
               <w:t>Djasra Wilson Thoroum</w:t>
             </w:r>
           </w:p>
@@ -21968,15 +21967,9 @@
           <w:p>
             <w:pPr>
               <w:pStyle w:val="Textetableaurapport"/>
-              <w:rPr>
-                <w:highlight w:val="yellow"/>
-              </w:rPr>
-            </w:pPr>
-            <w:r>
-              <w:rPr>
-                <w:highlight w:val="yellow"/>
-              </w:rPr>
-              <w:t>21,5</w:t>
+            </w:pPr>
+            <w:r>
+              <w:t>50</w:t>
             </w:r>
           </w:p>
         </w:tc>
@@ -21998,14 +21991,10 @@
           <w:p>
             <w:pPr>
               <w:pStyle w:val="Textetableaurapport"/>
-              <w:rPr>
-                <w:highlight w:val="yellow"/>
-              </w:rPr>
             </w:pPr>
             <w:r>
               <w:rPr>
                 <w:b/>
-                <w:highlight w:val="yellow"/>
               </w:rPr>
               <w:t>Total</w:t>
             </w:r>
@@ -22026,11 +22015,7 @@
               <w:pStyle w:val="Textetableaurapport"/>
             </w:pPr>
             <w:r>
-              <w:rPr>
-                <w:b/>
-                <w:highlight w:val="yellow"/>
-              </w:rPr>
-              <w:t>254,9</w:t>
+              <w:t>464.25</w:t>
             </w:r>
           </w:p>
         </w:tc>
@@ -22048,16 +22033,10 @@
         <w:ind w:left="283"/>
       </w:pPr>
       <w:r>
-        <w:t>La feuille détaillée d’Aboubacar totalise 27,4 heures, alors que le bilan en indique 33,65. L’écart est à corriger à la prochaine compilation.</w:t>
-      </w:r>
-    </w:p>
-    <w:p>
-      <w:pPr>
-        <w:pStyle w:val="Corpsrapport"/>
-        <w:ind w:left="283"/>
-      </w:pPr>
-      <w:r>
-        <w:t>Au 1er octobre, le plan prévoyait environ 263 heures : 230 heures jusqu’au jalon J1, plus quatre jours de la phase P2. Le coût réel à cette date, 254,9 heures à 50 $ l’heure, soit 12 745 $, est donc proche du coût prévu.</w:t>
+        <w:t>Le plan prévoyait 460 heures, soit 23 000 $, au jalon J2. Le coût réel compilé est de 464,25 heures à 50 $ l’heure, soit 23 212,50 $. L’écart est de 212,50 $, soit 0,9 %. Il reste sous le seuil de 10 % fixé au plan : l’arbitrage prévu pour le risque RP2 n’est pas déclenché.</w:t>
+      </w:r>
+      <w:r>
+        <w:t xml:space="preserve"> </w:t>
       </w:r>
     </w:p>
     <w:p>
@@ -22362,6 +22341,7 @@
               <w:pStyle w:val="Textetableaurapport"/>
             </w:pPr>
             <w:r>
+              <w:lastRenderedPageBreak/>
               <w:t>J2</w:t>
             </w:r>
           </w:p>
@@ -22436,16 +22416,13 @@
         <w:ind w:left="283"/>
       </w:pPr>
       <w:r>
-        <w:t>Si l’on retient J0 et J1 comme acquis, la valeur acquise est de 11 500 $, pour une valeur planifiée de 23 000 $ au jalon J2. L’indice de performance de l’échéancier vaut alors 0,50. Ce chiffre est pessimiste, parce que la règle ne compte rien des livrables partiellement faits. Il signale toutefois un retard réel sur le jalon J2.</w:t>
-      </w:r>
-    </w:p>
-    <w:p>
-      <w:pPr>
-        <w:pStyle w:val="Corpsrapport"/>
-        <w:ind w:left="283"/>
-      </w:pPr>
-      <w:r>
-        <w:t>Le plan prévoit qu’un écart de plus de 10 % entre le coût réel et les 23 000 $ prévus au jalon J2 déclenche l’arbitrage du risque RP2 [1]. Cet écart ne peut pas être calculé tant que les heures d’octobre ne sont pas compilées. La compilation est la première action de gestion à faire.</w:t>
+        <w:t>Si l’on retient J0 et J1 comme acquis, la valeur acquise est de 11 500 $, pour une valeur planifiée de 23 000 $ au jalon J2</w:t>
+      </w:r>
+      <w:r>
+        <w:t xml:space="preserve">. </w:t>
+      </w:r>
+      <w:r>
+        <w:t>Rapportée au coût réel, cette valeur acquise donne un indice de performance des coûts de 0,50. Les heures ont été dépensées comme prévu, mais une partie des livrables du jalon J2 n’est pas encore remise. L’écart porte donc sur l’avancement, et non sur le budget.</w:t>
       </w:r>
     </w:p>
     <w:p>
@@ -23095,7 +23072,6 @@
         <w:pStyle w:val="Pucerapport"/>
       </w:pPr>
       <w:r>
-        <w:lastRenderedPageBreak/>
         <w:t>I1, du 26 octobre au 8 novembre : contrat de données, orchestrateur, SS-1, SS-2 et SS-6 ;</w:t>
       </w:r>
     </w:p>
@@ -23214,6 +23190,7 @@
         <w:ind w:left="283"/>
       </w:pPr>
       <w:r>
+        <w:lastRenderedPageBreak/>
         <w:t>Retards : le jalon J2 n’est pas atteint (section 10.2).</w:t>
       </w:r>
     </w:p>
@@ -24213,7 +24190,6 @@
               <w:pStyle w:val="Textetableaurapport"/>
             </w:pPr>
             <w:r>
-              <w:lastRenderedPageBreak/>
               <w:t>Mineure</w:t>
             </w:r>
           </w:p>
@@ -24389,6 +24365,89 @@
     </w:p>
     <w:p>
       <w:pPr>
+        <w:pStyle w:val="lattention"/>
+      </w:pPr>
+      <w:r>
+        <w:t>Conclusion</w:t>
+      </w:r>
+    </w:p>
+    <w:p>
+      <w:pPr>
+        <w:pStyle w:val="Corpsrapport"/>
+        <w:ind w:left="283"/>
+      </w:pPr>
+      <w:r>
+        <w:t>L’étape de concept visait trois objectifs : mettre à jour les exigences du plan, choisir et justifier une méthode de résolution, et faire le point sur la gestion du projet.</w:t>
+      </w:r>
+    </w:p>
+    <w:p>
+      <w:pPr>
+        <w:pStyle w:val="Corpsrapport"/>
+        <w:ind w:left="283"/>
+      </w:pPr>
+      <w:r>
+        <w:t>Les exigences ont été mises à jour. Les scénarios de défaillance d’EX-F-02 sont attribués à SS-2. Des valeurs sont proposées pour les paramètres laissés ouverts : durée du cycle, délai avant l’état incertain, durée de l’essai d’endurance et critères de l’essai d’utilisabilité. Ces changements restent à ratifier par l’équipe.</w:t>
+      </w:r>
+    </w:p>
+    <w:p>
+      <w:pPr>
+        <w:pStyle w:val="Corpsrapport"/>
+        <w:ind w:left="283"/>
+      </w:pPr>
+      <w:r>
+        <w:t xml:space="preserve">Une architecture a été retenue au terme de l’analyse des six fonctions. Elle comprend un modèle 0D pour SS-1, une erreur additive amendée pour SS-2, une référence en boucle ouverte pour SS-3, une décision séquentielle par somme cumulée pour SS-4, une présentation par état pour SS-5, et un journal de données scellé pour SS-6. Le choix ne repose pas sur les seules notes des </w:t>
+      </w:r>
+      <w:r>
+        <w:lastRenderedPageBreak/>
+        <w:t>matrices. Il tient compte de la cohérence entre les fonctions, de la valeur et de la capacité à détecter une dérive lente.</w:t>
+      </w:r>
+    </w:p>
+    <w:p>
+      <w:pPr>
+        <w:pStyle w:val="Corpsrapport"/>
+        <w:ind w:left="283"/>
+      </w:pPr>
+      <w:r>
+        <w:t>Cette architecture dépend d’une condition, C1 : en fonctionnement sain, le biais résiduel de l’écart doit rester inférieur ou égal à 0,1σ, sans fausse alarme excessive sur l’essai de durée D. Si C1 n’est pas tenue, SS-3 bascule vers la référence recalée.</w:t>
+      </w:r>
+    </w:p>
+    <w:p>
+      <w:pPr>
+        <w:pStyle w:val="Corpsrapport"/>
+        <w:ind w:left="283"/>
+      </w:pPr>
+      <w:r>
+        <w:t>Les limites de ce travail sont connues. Les valeurs proposées sont des hypothèses de travail ; aucune n’a été vérifiée sur le prototype. L’analyse de faisabilité est partielle. Aucune validation physique n’est possible : les conclusions vaudront seulement dans le domaine de validité déclaré.</w:t>
+      </w:r>
+    </w:p>
+    <w:p>
+      <w:pPr>
+        <w:pStyle w:val="Corpsrapport"/>
+        <w:ind w:left="283"/>
+      </w:pPr>
+      <w:r>
+        <w:t>Du côté de la gestion, 464,25 heures sont consommées, soit un écart de 0,9 % avec le budget prévu au jalon J2. L’avancement est en retard sur ce jalon, parce que le modèle de référence n’est pas commencé. Une révision de l’échéancier est proposée.</w:t>
+      </w:r>
+    </w:p>
+    <w:p>
+      <w:pPr>
+        <w:pStyle w:val="Corpsrapport"/>
+        <w:ind w:left="283"/>
+      </w:pPr>
+      <w:r>
+        <w:t>L’équipe recommande de construire un prototype vertical réduit et de mener l’essai de cohérence avant le gel du 20 novembre. Cet essai portera sur C1, le temps de cycle, les seuils de détection et les quatre scénarios d’EX-F-02. Ses résultats diront si l’architecture est conservée ou si une décision doit être rouverte. En cas de nouveau retard, le contenu ajustable sera réduit avant toute activité de vérification et de validation.</w:t>
+      </w:r>
+    </w:p>
+    <w:p>
+      <w:pPr>
+        <w:pStyle w:val="Textetableaurapport"/>
+        <w:rPr>
+          <w:lang w:val="fr-FR"/>
+        </w:rPr>
+      </w:pPr>
+    </w:p>
+    <w:p>
+      <w:pPr>
         <w:pStyle w:val="Titre1"/>
         <w:ind w:left="510" w:firstLine="0"/>
       </w:pPr>
@@ -24637,6 +24696,7 @@
         <w:ind w:left="283"/>
       </w:pPr>
       <w:r>
+        <w:lastRenderedPageBreak/>
         <w:t>[9]</w:t>
       </w:r>
       <w:r>
@@ -24698,14 +24758,7 @@
           <w:lang w:val="en-CA"/>
         </w:rPr>
         <w:tab/>
-        <w:t xml:space="preserve">J. W. Hines et R. Seibert, « Technical Review of On-Line Monitoring Techniques for Performance Assessment, Volume 1: State-of-the-Art », NUREG/CR-6895, vol. 1, U.S. Nuclear </w:t>
-      </w:r>
-      <w:r>
-        <w:rPr>
-          <w:lang w:val="en-CA"/>
-        </w:rPr>
-        <w:lastRenderedPageBreak/>
-        <w:t xml:space="preserve">Regulatory Commission, </w:t>
+        <w:t xml:space="preserve">J. W. Hines et R. Seibert, « Technical Review of On-Line Monitoring Techniques for Performance Assessment, Volume 1: State-of-the-Art », NUREG/CR-6895, vol. 1, U.S. Nuclear Regulatory Commission, </w:t>
       </w:r>
       <w:proofErr w:type="spellStart"/>
       <w:r>
@@ -25256,6 +25309,7 @@
               <w:pStyle w:val="Textetableaurapport"/>
             </w:pPr>
             <w:r>
+              <w:lastRenderedPageBreak/>
               <w:t>D</w:t>
             </w:r>
           </w:p>
@@ -27393,6 +27447,7 @@
   <w:style w:type="paragraph" w:styleId="NormalWeb">
     <w:name w:val="Normal (Web)"/>
     <w:basedOn w:val="Normal"/>
+    <w:uiPriority w:val="99"/>
     <w:qFormat/>
     <w:pPr>
       <w:spacing w:before="100" w:after="100"/>
